--- a/src/content/poetry/37-ty-ne-pridyosh/ru.docx
+++ b/src/content/poetry/37-ty-ne-pridyosh/ru.docx
@@ -8,53 +8,35 @@
       </w:pPr>
       <w:r>
         <w:rPr>
-          <w:rStyle w:val="ae"/>
-          <w:rFonts w:eastAsiaTheme="majorEastAsia"/>
+          <w:bCs/>
+          <w:b/>
         </w:rPr>
-        <w:t>Ты не придёшь. Напрасно ждал...</w:t>
-      </w:r>
-      <w:r>
-        <w:br/>
+        <w:t xml:space="preserve">Ты не придёшь</w:t>
       </w:r>
     </w:p>
     <w:p>
       <w:pPr>
         <w:pStyle w:val="ad"/>
       </w:pPr>
-      <w:r>
-        <w:t>Ты не придёшь. Напрасно ждал.</w:t>
-      </w:r>
-      <w:r>
-        <w:br/>
-        <w:t>Ты — был во мне, когда я звал.</w:t>
-      </w:r>
-      <w:r>
-        <w:br/>
-        <w:t>Ты — не приходишь. Ты — всегда.</w:t>
-      </w:r>
-      <w:r>
-        <w:br/>
-        <w:t>Ты — не "потом", Ты — "навсегда".</w:t>
-      </w:r>
     </w:p>
     <w:p>
       <w:pPr>
         <w:pStyle w:val="ad"/>
       </w:pPr>
       <w:r>
-        <w:t>Я ждал Тебя во внешнем дне,</w:t>
-      </w:r>
-      <w:r>
-        <w:br/>
-        <w:t>А Ты стоял в самой душе.</w:t>
-      </w:r>
-      <w:r>
-        <w:br/>
-        <w:t>Я звал Тебя, как зовут в дом,</w:t>
-      </w:r>
-      <w:r>
-        <w:br/>
-        <w:t>А Ты — был Дверью и Окном.</w:t>
+        <w:t>Ты не придёшь. Напрасно ждал.</w:t>
+      </w:r>
+      <w:r>
+        <w:br/>
+        <w:t>Ты — был во мне, когда я звал.</w:t>
+      </w:r>
+      <w:r>
+        <w:br/>
+        <w:t>Ты — не приходишь. Ты — всегда.</w:t>
+      </w:r>
+      <w:r>
+        <w:br/>
+        <w:t>Ты — не "потом", Ты — "навсегда".</w:t>
       </w:r>
     </w:p>
     <w:p>
@@ -62,19 +44,19 @@
         <w:pStyle w:val="ad"/>
       </w:pPr>
       <w:r>
-        <w:t>Искал я в звёздах, в молитвах и в пути,</w:t>
-      </w:r>
-      <w:r>
-        <w:br/>
-        <w:t>А Ты шептал: "Я — здесь. Войди".</w:t>
-      </w:r>
-      <w:r>
-        <w:br/>
-        <w:t>Я ждал шагов, свечи в ночи,</w:t>
-      </w:r>
-      <w:r>
-        <w:br/>
-        <w:t>А Ты был тишиной внутри.</w:t>
+        <w:t>Я ждал Тебя во внешнем дне,</w:t>
+      </w:r>
+      <w:r>
+        <w:br/>
+        <w:t>А Ты стоял в самой душе.</w:t>
+      </w:r>
+      <w:r>
+        <w:br/>
+        <w:t>Я звал Тебя, как зовут в дом,</w:t>
+      </w:r>
+      <w:r>
+        <w:br/>
+        <w:t>А Ты — был Дверью и Окном.</w:t>
       </w:r>
     </w:p>
     <w:p>
@@ -82,21 +64,19 @@
         <w:pStyle w:val="ad"/>
       </w:pPr>
       <w:r>
-        <w:t>Я рисовал Тебя в мечтах —</w:t>
-      </w:r>
-      <w:r>
-        <w:br/>
-        <w:t>Судью седого, в облаках...</w:t>
-      </w:r>
-      <w:r>
-        <w:br/>
-      </w:r>
-      <w:r>
-        <w:t>А Ты — в моём безмолвии, рыдая,</w:t>
-      </w:r>
-      <w:r>
-        <w:br/>
-        <w:t>Шёл светом сквозь меня, не исчезая.</w:t>
+        <w:t>Искал я в звёздах, в молитвах и в пути,</w:t>
+      </w:r>
+      <w:r>
+        <w:br/>
+        <w:t>А Ты шептал: "Я — здесь. Войди".</w:t>
+      </w:r>
+      <w:r>
+        <w:br/>
+        <w:t>Я ждал шагов, свечи в ночи,</w:t>
+      </w:r>
+      <w:r>
+        <w:br/>
+        <w:t>А Ты был тишиной внутри.</w:t>
       </w:r>
     </w:p>
     <w:p>
@@ -104,19 +84,21 @@
         <w:pStyle w:val="ad"/>
       </w:pPr>
       <w:r>
-        <w:t>Ты не придёшь — Ты здесь, внутри.</w:t>
-      </w:r>
-      <w:r>
-        <w:br/>
-        <w:t>Ты не в пути — Ты в глубине.</w:t>
-      </w:r>
-      <w:r>
-        <w:br/>
-        <w:t>Ты был со мной в моей тени,</w:t>
-      </w:r>
-      <w:r>
-        <w:br/>
-        <w:t>В моём молчании и вне.</w:t>
+        <w:t>Я рисовал Тебя в мечтах —</w:t>
+      </w:r>
+      <w:r>
+        <w:br/>
+        <w:t>Судью седого, в облаках...</w:t>
+      </w:r>
+      <w:r>
+        <w:br/>
+      </w:r>
+      <w:r>
+        <w:t>А Ты — в моём безмолвии, рыдая,</w:t>
+      </w:r>
+      <w:r>
+        <w:br/>
+        <w:t>Шёл светом сквозь меня, не исчезая.</w:t>
       </w:r>
     </w:p>
     <w:p>
@@ -124,6 +106,26 @@
         <w:pStyle w:val="ad"/>
       </w:pPr>
       <w:r>
+        <w:t>Ты не придёшь — Ты здесь, внутри.</w:t>
+      </w:r>
+      <w:r>
+        <w:br/>
+        <w:t>Ты не в пути — Ты в глубине.</w:t>
+      </w:r>
+      <w:r>
+        <w:br/>
+        <w:t>Ты был со мной в моей тени,</w:t>
+      </w:r>
+      <w:r>
+        <w:br/>
+        <w:t>В моём молчании и вне.</w:t>
+      </w:r>
+    </w:p>
+    <w:p>
+      <w:pPr>
+        <w:pStyle w:val="ad"/>
+      </w:pPr>
+      <w:r>
         <w:t>Ты не ушёл — Ты не придёшь.</w:t>
       </w:r>
       <w:r>
@@ -148,8 +150,22 @@
         <w:t>…</w:t>
       </w:r>
     </w:p>
-    <w:p/>
-    <w:p/>
+    <w:p>
+      <w:pPr>
+        <w:spacing w:before="200"/>
+        <w:rPr>
+          <w:i/>
+          <w:iCs/>
+        </w:rPr>
+      </w:pPr>
+      <w:r>
+        <w:rPr>
+          <w:i/>
+          <w:iCs/>
+        </w:rPr>
+        <w:t xml:space="preserve">06.02.2026, Сергей Панкратиус</w:t>
+      </w:r>
+    </w:p>
     <w:sectPr>
       <w:pgSz w:w="11906" w:h="16838"/>
       <w:pgMar w:top="1134" w:right="850" w:bottom="1134" w:left="1701" w:header="708" w:footer="708" w:gutter="0"/>
